--- a/flow/20230927_hours/drafts/2024-08-u/31.08.docx
+++ b/flow/20230927_hours/drafts/2024-08-u/31.08.docx
@@ -47,24 +47,17 @@
         <w:rPr>
           <w:rFonts w:ascii="Times New Roman" w:hAnsi="Times New Roman"/>
           <w:i/>
-          <w:color w:val="FF0000"/>
-          <w:sz w:val="24"/>
-        </w:rPr>
-        <w:t xml:space="preserve">Священик: </w:t>
-      </w:r>
-      <w:r>
-        <w:rPr>
-          <w:rFonts w:ascii="Times New Roman" w:hAnsi="Times New Roman"/>
-          <w:sz w:val="24"/>
-        </w:rPr>
-        <w:t xml:space="preserve">Благословенний Бог наш завжди, нині і повсякчас, і на віки </w:t>
-      </w:r>
-      <w:r>
-        <w:rPr>
-          <w:rFonts w:ascii="Times New Roman" w:hAnsi="Times New Roman"/>
-          <w:sz w:val="24"/>
-        </w:rPr>
-        <w:t>віків.</w:t>
+          <w:color w:val="FF4400"/>
+          <w:sz w:val="24"/>
+        </w:rPr>
+        <w:t>Священик:</w:t>
+      </w:r>
+      <w:r>
+        <w:rPr>
+          <w:rFonts w:ascii="Times New Roman" w:hAnsi="Times New Roman"/>
+          <w:sz w:val="24"/>
+        </w:rPr>
+        <w:t xml:space="preserve"> Благословенний Бог наш завжди, нині і повсякчас, і на віки віків.</w:t>
       </w:r>
     </w:p>
     <w:p>
@@ -2147,17 +2140,17 @@
         <w:rPr>
           <w:rFonts w:ascii="Times New Roman" w:hAnsi="Times New Roman"/>
           <w:i/>
-          <w:color w:val="FF0000"/>
-          <w:sz w:val="24"/>
-        </w:rPr>
-        <w:t xml:space="preserve">Священик: </w:t>
-      </w:r>
-      <w:r>
-        <w:rPr>
-          <w:rFonts w:ascii="Times New Roman" w:hAnsi="Times New Roman"/>
-          <w:sz w:val="24"/>
-        </w:rPr>
-        <w:t>Боже, змилуйся над нами і благослови нас; світлом лиця твого осяй нас і помилуй нас.</w:t>
+          <w:color w:val="FF4400"/>
+          <w:sz w:val="24"/>
+        </w:rPr>
+        <w:t>Священик:</w:t>
+      </w:r>
+      <w:r>
+        <w:rPr>
+          <w:rFonts w:ascii="Times New Roman" w:hAnsi="Times New Roman"/>
+          <w:sz w:val="24"/>
+        </w:rPr>
+        <w:t xml:space="preserve"> Боже, змилуйся над нами і благослови нас; світлом лиця твого осяй нас і помилуй нас.</w:t>
       </w:r>
     </w:p>
     <w:p>
@@ -2296,17 +2289,17 @@
         <w:rPr>
           <w:rFonts w:ascii="Times New Roman" w:hAnsi="Times New Roman"/>
           <w:i/>
-          <w:color w:val="FF0000"/>
-          <w:sz w:val="24"/>
-        </w:rPr>
-        <w:t xml:space="preserve">Священик: </w:t>
-      </w:r>
-      <w:r>
-        <w:rPr>
-          <w:rFonts w:ascii="Times New Roman" w:hAnsi="Times New Roman"/>
-          <w:sz w:val="24"/>
-        </w:rPr>
-        <w:t>Слава тобі, Христе Боже, надіє наша, слава тобі!</w:t>
+          <w:color w:val="FF4400"/>
+          <w:sz w:val="24"/>
+        </w:rPr>
+        <w:t>Священик:</w:t>
+      </w:r>
+      <w:r>
+        <w:rPr>
+          <w:rFonts w:ascii="Times New Roman" w:hAnsi="Times New Roman"/>
+          <w:sz w:val="24"/>
+        </w:rPr>
+        <w:t xml:space="preserve"> Слава тобі, Христе Боже, надіє наша, слава тобі!</w:t>
       </w:r>
     </w:p>
     <w:p>
@@ -2380,27 +2373,23 @@
     </w:p>
     <w:p>
       <w:pPr>
-        <w:spacing w:line="240" w:lineRule="auto"/>
-        <w:rPr>
-          <w:rFonts w:ascii="Times New Roman" w:hAnsi="Times New Roman"/>
-          <w:sz w:val="24"/>
-        </w:rPr>
-      </w:pPr>
-      <w:r>
-        <w:rPr>
-          <w:rFonts w:ascii="Times New Roman" w:hAnsi="Times New Roman"/>
-          <w:i/>
-          <w:color w:val="FF0000"/>
-          <w:sz w:val="24"/>
-        </w:rPr>
-        <w:t xml:space="preserve">Священик: </w:t>
-      </w:r>
-      <w:r>
-        <w:rPr>
-          <w:rFonts w:ascii="Times New Roman" w:hAnsi="Times New Roman"/>
-          <w:sz w:val="24"/>
-        </w:rPr>
-        <w:t>Христос, істинний Бог наш, молитвами пречистої своєї Матері, преподобних і богоносних отців наших, і всіх святих, помилує і спасе нас, як благий і чоловіколюбець.</w:t>
+        <w:spacing w:after="120"/>
+      </w:pPr>
+      <w:r>
+        <w:rPr>
+          <w:rFonts w:ascii="Times New Roman" w:hAnsi="Times New Roman"/>
+          <w:i/>
+          <w:color w:val="FF4400"/>
+          <w:sz w:val="24"/>
+        </w:rPr>
+        <w:t>Священик:</w:t>
+      </w:r>
+      <w:r>
+        <w:rPr>
+          <w:rFonts w:ascii="Times New Roman" w:hAnsi="Times New Roman"/>
+          <w:sz w:val="24"/>
+        </w:rPr>
+        <w:t xml:space="preserve"> Христос, істинний Бог наш - молитвами пречистої Своєї Матері, Пресвятої Владичиці нашої Богородиці, що її чесного пояса положення сьогодні пам'ять світло звершуємо, святих славних і всехвальних апостолів, і всіх святих - помилує і спасе нас як благий і людинолюбний.</w:t>
       </w:r>
     </w:p>
     <w:p>
@@ -2490,24 +2479,17 @@
         <w:rPr>
           <w:rFonts w:ascii="Times New Roman" w:hAnsi="Times New Roman"/>
           <w:i/>
-          <w:color w:val="FF0000"/>
-          <w:sz w:val="24"/>
-        </w:rPr>
-        <w:t xml:space="preserve">Священик: </w:t>
-      </w:r>
-      <w:r>
-        <w:rPr>
-          <w:rFonts w:ascii="Times New Roman" w:hAnsi="Times New Roman"/>
-          <w:sz w:val="24"/>
-        </w:rPr>
-        <w:t xml:space="preserve">Благословенний Бог наш завжди, нині і повсякчас, і на віки </w:t>
-      </w:r>
-      <w:r>
-        <w:rPr>
-          <w:rFonts w:ascii="Times New Roman" w:hAnsi="Times New Roman"/>
-          <w:sz w:val="24"/>
-        </w:rPr>
-        <w:t>віків.</w:t>
+          <w:color w:val="FF4400"/>
+          <w:sz w:val="24"/>
+        </w:rPr>
+        <w:t>Священик:</w:t>
+      </w:r>
+      <w:r>
+        <w:rPr>
+          <w:rFonts w:ascii="Times New Roman" w:hAnsi="Times New Roman"/>
+          <w:sz w:val="24"/>
+        </w:rPr>
+        <w:t xml:space="preserve"> Благословенний Бог наш завжди, нині і повсякчас, і на віки віків.</w:t>
       </w:r>
     </w:p>
     <w:p>
@@ -4990,17 +4972,17 @@
         <w:rPr>
           <w:rFonts w:ascii="Times New Roman" w:hAnsi="Times New Roman"/>
           <w:i/>
-          <w:color w:val="FF0000"/>
-          <w:sz w:val="24"/>
-        </w:rPr>
-        <w:t xml:space="preserve">Священик: </w:t>
-      </w:r>
-      <w:r>
-        <w:rPr>
-          <w:rFonts w:ascii="Times New Roman" w:hAnsi="Times New Roman"/>
-          <w:sz w:val="24"/>
-        </w:rPr>
-        <w:t>Молитвами святих отців наших, Господи Ісусе Христе Сине Божий, помилуй нас.</w:t>
+          <w:color w:val="FF4400"/>
+          <w:sz w:val="24"/>
+        </w:rPr>
+        <w:t>Священик:</w:t>
+      </w:r>
+      <w:r>
+        <w:rPr>
+          <w:rFonts w:ascii="Times New Roman" w:hAnsi="Times New Roman"/>
+          <w:sz w:val="24"/>
+        </w:rPr>
+        <w:t xml:space="preserve"> Молитвами святих отців наших, Господи Ісусе Христе Сине Божий, помилуй нас.</w:t>
       </w:r>
     </w:p>
     <w:p>
@@ -5240,17 +5222,17 @@
         <w:rPr>
           <w:rFonts w:ascii="Times New Roman" w:hAnsi="Times New Roman"/>
           <w:i/>
-          <w:color w:val="FF0000"/>
-          <w:sz w:val="24"/>
-        </w:rPr>
-        <w:t xml:space="preserve">Священик: </w:t>
-      </w:r>
-      <w:r>
-        <w:rPr>
-          <w:rFonts w:ascii="Times New Roman" w:hAnsi="Times New Roman"/>
-          <w:sz w:val="24"/>
-        </w:rPr>
-        <w:t>Слава тобі, Христе Боже, надіє наша, слава тобі!</w:t>
+          <w:color w:val="FF4400"/>
+          <w:sz w:val="24"/>
+        </w:rPr>
+        <w:t>Священик:</w:t>
+      </w:r>
+      <w:r>
+        <w:rPr>
+          <w:rFonts w:ascii="Times New Roman" w:hAnsi="Times New Roman"/>
+          <w:sz w:val="24"/>
+        </w:rPr>
+        <w:t xml:space="preserve"> Слава тобі, Христе Боже, надіє наша, слава тобі!</w:t>
       </w:r>
     </w:p>
     <w:p>
@@ -5324,27 +5306,23 @@
     </w:p>
     <w:p>
       <w:pPr>
-        <w:spacing w:line="240" w:lineRule="auto"/>
-        <w:rPr>
-          <w:rFonts w:ascii="Times New Roman" w:hAnsi="Times New Roman"/>
-          <w:sz w:val="24"/>
-        </w:rPr>
-      </w:pPr>
-      <w:r>
-        <w:rPr>
-          <w:rFonts w:ascii="Times New Roman" w:hAnsi="Times New Roman"/>
-          <w:i/>
-          <w:color w:val="FF0000"/>
-          <w:sz w:val="24"/>
-        </w:rPr>
-        <w:t xml:space="preserve">Священик: </w:t>
-      </w:r>
-      <w:r>
-        <w:rPr>
-          <w:rFonts w:ascii="Times New Roman" w:hAnsi="Times New Roman"/>
-          <w:sz w:val="24"/>
-        </w:rPr>
-        <w:t>Христос, істинний Бог наш, молитвами пречистої своєї Матері, преподобних і богоносних отців наших, і всіх святих, помилує і спасе нас, як благий і чоловіколюбець.</w:t>
+        <w:spacing w:after="120"/>
+      </w:pPr>
+      <w:r>
+        <w:rPr>
+          <w:rFonts w:ascii="Times New Roman" w:hAnsi="Times New Roman"/>
+          <w:i/>
+          <w:color w:val="FF4400"/>
+          <w:sz w:val="24"/>
+        </w:rPr>
+        <w:t>Священик:</w:t>
+      </w:r>
+      <w:r>
+        <w:rPr>
+          <w:rFonts w:ascii="Times New Roman" w:hAnsi="Times New Roman"/>
+          <w:sz w:val="24"/>
+        </w:rPr>
+        <w:t xml:space="preserve"> Христос, істинний Бог наш - молитвами пречистої Своєї Матері, Пресвятої Владичиці нашої Богородиці, що її чесного пояса положення сьогодні пам'ять світло звершуємо, святих славних і всехвальних апостолів, і всіх святих - помилує і спасе нас як благий і людинолюбний.</w:t>
       </w:r>
     </w:p>
     <w:p>
@@ -5434,24 +5412,17 @@
         <w:rPr>
           <w:rFonts w:ascii="Times New Roman" w:hAnsi="Times New Roman"/>
           <w:i/>
-          <w:color w:val="FF0000"/>
-          <w:sz w:val="24"/>
-        </w:rPr>
-        <w:t xml:space="preserve">Священик: </w:t>
-      </w:r>
-      <w:r>
-        <w:rPr>
-          <w:rFonts w:ascii="Times New Roman" w:hAnsi="Times New Roman"/>
-          <w:sz w:val="24"/>
-        </w:rPr>
-        <w:t xml:space="preserve">Благословенний Бог наш завжди, нині і повсякчас, і на віки </w:t>
-      </w:r>
-      <w:r>
-        <w:rPr>
-          <w:rFonts w:ascii="Times New Roman" w:hAnsi="Times New Roman"/>
-          <w:sz w:val="24"/>
-        </w:rPr>
-        <w:t>віків.</w:t>
+          <w:color w:val="FF4400"/>
+          <w:sz w:val="24"/>
+        </w:rPr>
+        <w:t>Священик:</w:t>
+      </w:r>
+      <w:r>
+        <w:rPr>
+          <w:rFonts w:ascii="Times New Roman" w:hAnsi="Times New Roman"/>
+          <w:sz w:val="24"/>
+        </w:rPr>
+        <w:t xml:space="preserve"> Благословенний Бог наш завжди, нині і повсякчас, і на віки віків.</w:t>
       </w:r>
     </w:p>
     <w:p>
@@ -7688,17 +7659,17 @@
         <w:rPr>
           <w:rFonts w:ascii="Times New Roman" w:hAnsi="Times New Roman"/>
           <w:i/>
-          <w:color w:val="FF0000"/>
-          <w:sz w:val="24"/>
-        </w:rPr>
-        <w:t xml:space="preserve">Священик: </w:t>
-      </w:r>
-      <w:r>
-        <w:rPr>
-          <w:rFonts w:ascii="Times New Roman" w:hAnsi="Times New Roman"/>
-          <w:sz w:val="24"/>
-        </w:rPr>
-        <w:t>Молитвами святих отців наших, Господи Ісусе Христе Сину Божий, помилуй нас.</w:t>
+          <w:color w:val="FF4400"/>
+          <w:sz w:val="24"/>
+        </w:rPr>
+        <w:t>Священик:</w:t>
+      </w:r>
+      <w:r>
+        <w:rPr>
+          <w:rFonts w:ascii="Times New Roman" w:hAnsi="Times New Roman"/>
+          <w:sz w:val="24"/>
+        </w:rPr>
+        <w:t xml:space="preserve"> Молитвами святих отців наших, Господи Ісусе Христе Сину Божий, помилуй нас.</w:t>
       </w:r>
     </w:p>
     <w:p>
@@ -7868,17 +7839,17 @@
         <w:rPr>
           <w:rFonts w:ascii="Times New Roman" w:hAnsi="Times New Roman"/>
           <w:i/>
-          <w:color w:val="FF0000"/>
-          <w:sz w:val="24"/>
-        </w:rPr>
-        <w:t xml:space="preserve">Священик: </w:t>
-      </w:r>
-      <w:r>
-        <w:rPr>
-          <w:rFonts w:ascii="Times New Roman" w:hAnsi="Times New Roman"/>
-          <w:sz w:val="24"/>
-        </w:rPr>
-        <w:t>Слава тобі, Христе Боже, надіє наша, слава тобі!</w:t>
+          <w:color w:val="FF4400"/>
+          <w:sz w:val="24"/>
+        </w:rPr>
+        <w:t>Священик:</w:t>
+      </w:r>
+      <w:r>
+        <w:rPr>
+          <w:rFonts w:ascii="Times New Roman" w:hAnsi="Times New Roman"/>
+          <w:sz w:val="24"/>
+        </w:rPr>
+        <w:t xml:space="preserve"> Слава тобі, Христе Боже, надіє наша, слава тобі!</w:t>
       </w:r>
     </w:p>
     <w:p>
@@ -7938,27 +7909,23 @@
     </w:p>
     <w:p>
       <w:pPr>
-        <w:spacing w:line="240" w:lineRule="auto"/>
-        <w:rPr>
-          <w:rFonts w:ascii="Times New Roman" w:hAnsi="Times New Roman"/>
-          <w:sz w:val="24"/>
-        </w:rPr>
-      </w:pPr>
-      <w:r>
-        <w:rPr>
-          <w:rFonts w:ascii="Times New Roman" w:hAnsi="Times New Roman"/>
-          <w:i/>
-          <w:color w:val="FF0000"/>
-          <w:sz w:val="24"/>
-        </w:rPr>
-        <w:t xml:space="preserve">Священик: </w:t>
-      </w:r>
-      <w:r>
-        <w:rPr>
-          <w:rFonts w:ascii="Times New Roman" w:hAnsi="Times New Roman"/>
-          <w:sz w:val="24"/>
-        </w:rPr>
-        <w:t>Христос, істинний Бог наш, молитвами пречистої своєї Матері, преподобних і богоносних отців наших, і всіх святих, помилує і спасе нас, як благий і чоловіколюбець.</w:t>
+        <w:spacing w:after="120"/>
+      </w:pPr>
+      <w:r>
+        <w:rPr>
+          <w:rFonts w:ascii="Times New Roman" w:hAnsi="Times New Roman"/>
+          <w:i/>
+          <w:color w:val="FF4400"/>
+          <w:sz w:val="24"/>
+        </w:rPr>
+        <w:t>Священик:</w:t>
+      </w:r>
+      <w:r>
+        <w:rPr>
+          <w:rFonts w:ascii="Times New Roman" w:hAnsi="Times New Roman"/>
+          <w:sz w:val="24"/>
+        </w:rPr>
+        <w:t xml:space="preserve"> Христос, істинний Бог наш - молитвами пречистої Своєї Матері, Пресвятої Владичиці нашої Богородиці, що її чесного пояса положення сьогодні пам'ять світло звершуємо, святих славних і всехвальних апостолів, і всіх святих - помилує і спасе нас як благий і людинолюбний.</w:t>
       </w:r>
     </w:p>
     <w:p>
@@ -8048,7 +8015,7 @@
         <w:rPr>
           <w:rFonts w:ascii="Times New Roman" w:hAnsi="Times New Roman"/>
           <w:i/>
-          <w:color w:val="FF0000"/>
+          <w:color w:val="FF4400"/>
           <w:sz w:val="24"/>
         </w:rPr>
         <w:t>Священик:</w:t>
@@ -8058,14 +8025,7 @@
           <w:rFonts w:ascii="Times New Roman" w:hAnsi="Times New Roman"/>
           <w:sz w:val="24"/>
         </w:rPr>
-        <w:t xml:space="preserve"> Благословенний Бог наш завжди, нині і повсякчас, і на віки </w:t>
-      </w:r>
-      <w:r>
-        <w:rPr>
-          <w:rFonts w:ascii="Times New Roman" w:hAnsi="Times New Roman"/>
-          <w:sz w:val="24"/>
-        </w:rPr>
-        <w:t>віків.</w:t>
+        <w:t xml:space="preserve"> Благословенний Бог наш завжди, нині і повсякчас, і на віки віків.</w:t>
       </w:r>
     </w:p>
     <w:p>
@@ -10112,17 +10072,17 @@
         <w:rPr>
           <w:rFonts w:ascii="Times New Roman" w:hAnsi="Times New Roman"/>
           <w:i/>
-          <w:color w:val="FF0000"/>
-          <w:sz w:val="24"/>
-        </w:rPr>
-        <w:t xml:space="preserve">Священик: </w:t>
-      </w:r>
-      <w:r>
-        <w:rPr>
-          <w:rFonts w:ascii="Times New Roman" w:hAnsi="Times New Roman"/>
-          <w:sz w:val="24"/>
-        </w:rPr>
-        <w:t>Боже, змилуйся над нами і благослови нас; світлом лиця твого осяй нас і помилуй нас.</w:t>
+          <w:color w:val="FF4400"/>
+          <w:sz w:val="24"/>
+        </w:rPr>
+        <w:t>Священик:</w:t>
+      </w:r>
+      <w:r>
+        <w:rPr>
+          <w:rFonts w:ascii="Times New Roman" w:hAnsi="Times New Roman"/>
+          <w:sz w:val="24"/>
+        </w:rPr>
+        <w:t xml:space="preserve"> Боже, змилуйся над нами і благослови нас; світлом лиця твого осяй нас і помилуй нас.</w:t>
       </w:r>
     </w:p>
     <w:p>
@@ -10287,17 +10247,17 @@
         <w:rPr>
           <w:rFonts w:ascii="Times New Roman" w:hAnsi="Times New Roman"/>
           <w:i/>
-          <w:color w:val="FF0000"/>
-          <w:sz w:val="24"/>
-        </w:rPr>
-        <w:t xml:space="preserve">Священик: </w:t>
-      </w:r>
-      <w:r>
-        <w:rPr>
-          <w:rFonts w:ascii="Times New Roman" w:hAnsi="Times New Roman"/>
-          <w:sz w:val="24"/>
-        </w:rPr>
-        <w:t>Слава тобі, Христе Боже, надіє наша, слава тобі!</w:t>
+          <w:color w:val="FF4400"/>
+          <w:sz w:val="24"/>
+        </w:rPr>
+        <w:t>Священик:</w:t>
+      </w:r>
+      <w:r>
+        <w:rPr>
+          <w:rFonts w:ascii="Times New Roman" w:hAnsi="Times New Roman"/>
+          <w:sz w:val="24"/>
+        </w:rPr>
+        <w:t xml:space="preserve"> Слава тобі, Христе Боже, надіє наша, слава тобі!</w:t>
       </w:r>
     </w:p>
     <w:p>
@@ -10357,17 +10317,13 @@
     </w:p>
     <w:p>
       <w:pPr>
-        <w:spacing w:line="240" w:lineRule="auto"/>
-        <w:rPr>
-          <w:rFonts w:ascii="Times New Roman" w:hAnsi="Times New Roman"/>
-          <w:sz w:val="24"/>
-        </w:rPr>
-      </w:pPr>
-      <w:r>
-        <w:rPr>
-          <w:rFonts w:ascii="Times New Roman" w:hAnsi="Times New Roman"/>
-          <w:i/>
-          <w:color w:val="FF0000"/>
+        <w:spacing w:after="120"/>
+      </w:pPr>
+      <w:r>
+        <w:rPr>
+          <w:rFonts w:ascii="Times New Roman" w:hAnsi="Times New Roman"/>
+          <w:i/>
+          <w:color w:val="FF4400"/>
           <w:sz w:val="24"/>
         </w:rPr>
         <w:t>Священик:</w:t>
@@ -10377,7 +10333,7 @@
           <w:rFonts w:ascii="Times New Roman" w:hAnsi="Times New Roman"/>
           <w:sz w:val="24"/>
         </w:rPr>
-        <w:t xml:space="preserve"> Христос, істинний Бог наш, молитвами пречистої своєї Матері, преподобних і богоносних отців наших, і всіх святих, помилує і спасе нас, як благий і чоловіколюбець.</w:t>
+        <w:t xml:space="preserve"> Христос, істинний Бог наш - молитвами пречистої Своєї Матері, Пресвятої Владичиці нашої Богородиці, що її чесного пояса положення сьогодні пам'ять світло звершуємо, святих славних і всехвальних апостолів, і всіх святих - помилує і спасе нас як благий і людинолюбний.</w:t>
       </w:r>
     </w:p>
     <w:p>
